--- a/hw/hw3_Spring2021.docx
+++ b/hw/hw3_Spring2021.docx
@@ -613,44 +613,99 @@
     <w:p>
       <w:pPr>
         <w:pStyle w:val="7"/>
-        <w:spacing w:before="280" w:after="280"/>
-      </w:pPr>
-    </w:p>
-    <w:p>
-      <w:pPr>
-        <w:pStyle w:val="7"/>
-        <w:spacing w:before="280" w:after="280"/>
-      </w:pPr>
-    </w:p>
-    <w:p>
-      <w:pPr>
-        <w:pStyle w:val="7"/>
-        <w:spacing w:before="280" w:after="280"/>
-      </w:pPr>
-    </w:p>
-    <w:p>
-      <w:pPr>
-        <w:pStyle w:val="7"/>
-        <w:spacing w:before="280" w:after="280"/>
-      </w:pPr>
-    </w:p>
-    <w:p>
-      <w:pPr>
-        <w:pStyle w:val="7"/>
-        <w:spacing w:before="280" w:after="280"/>
-      </w:pPr>
-    </w:p>
-    <w:p>
-      <w:pPr>
-        <w:pStyle w:val="7"/>
-        <w:spacing w:before="280" w:after="280"/>
-      </w:pPr>
-    </w:p>
-    <w:p>
-      <w:pPr>
-        <w:pStyle w:val="7"/>
-        <w:spacing w:before="280" w:after="280"/>
-      </w:pPr>
+        <w:numPr>
+          <w:ilvl w:val="0"/>
+          <w:numId w:val="2"/>
+        </w:numPr>
+        <w:spacing w:before="280" w:after="280"/>
+        <w:rPr>
+          <w:rFonts w:hint="default"/>
+          <w:lang w:val="en"/>
+        </w:rPr>
+      </w:pPr>
+      <w:r>
+        <w:rPr>
+          <w:rFonts w:hint="default"/>
+          <w:lang w:val="en"/>
+        </w:rPr>
+        <w:t xml:space="preserve">Structural hazard. </w:t>
+      </w:r>
+    </w:p>
+    <w:p>
+      <w:pPr>
+        <w:pStyle w:val="7"/>
+        <w:numPr>
+          <w:ilvl w:val="0"/>
+          <w:numId w:val="3"/>
+        </w:numPr>
+        <w:spacing w:before="280" w:after="280"/>
+        <w:rPr>
+          <w:rFonts w:hint="default"/>
+          <w:lang w:val="en"/>
+        </w:rPr>
+      </w:pPr>
+      <w:r>
+        <w:rPr>
+          <w:rFonts w:hint="default"/>
+          <w:lang w:val="en"/>
+        </w:rPr>
+        <w:t>Data hazard</w:t>
+      </w:r>
+    </w:p>
+    <w:p>
+      <w:pPr>
+        <w:pStyle w:val="7"/>
+        <w:spacing w:before="280" w:after="280"/>
+        <w:rPr>
+          <w:rFonts w:hint="default"/>
+          <w:lang w:val="en"/>
+        </w:rPr>
+      </w:pPr>
+      <w:r>
+        <w:rPr>
+          <w:rFonts w:hint="default"/>
+          <w:lang w:val="en"/>
+        </w:rPr>
+        <w:t xml:space="preserve">3. Structural hazard. </w:t>
+      </w:r>
+    </w:p>
+    <w:p>
+      <w:pPr>
+        <w:pStyle w:val="7"/>
+        <w:spacing w:before="280" w:after="280"/>
+        <w:rPr>
+          <w:rFonts w:hint="default"/>
+          <w:lang w:val="en"/>
+        </w:rPr>
+      </w:pPr>
+      <w:r>
+        <w:rPr>
+          <w:rFonts w:hint="default"/>
+          <w:lang w:val="en"/>
+        </w:rPr>
+        <w:t xml:space="preserve">4. Control hazard. Reasoning: a cache miss will make MEM stage longer. Later instructions may have to stall if they depend on this value. </w:t>
+      </w:r>
+    </w:p>
+    <w:p>
+      <w:pPr>
+        <w:pStyle w:val="7"/>
+        <w:numPr>
+          <w:ilvl w:val="0"/>
+          <w:numId w:val="4"/>
+        </w:numPr>
+        <w:spacing w:before="280" w:after="280"/>
+        <w:rPr>
+          <w:rFonts w:hint="default"/>
+          <w:lang w:val="en"/>
+        </w:rPr>
+      </w:pPr>
+      <w:r>
+        <w:rPr>
+          <w:rFonts w:hint="default"/>
+          <w:lang w:val="en"/>
+        </w:rPr>
+        <w:t>Control hazard</w:t>
+      </w:r>
     </w:p>
     <w:p>
       <w:pPr>
@@ -913,88 +968,51 @@
           <w:rFonts w:ascii="Times New Roman" w:hAnsi="Times New Roman" w:eastAsia="Times New Roman" w:cs="Times New Roman"/>
         </w:rPr>
       </w:pPr>
-    </w:p>
-    <w:p>
-      <w:pPr>
-        <w:suppressAutoHyphens w:val="0"/>
-        <w:spacing w:before="100" w:beforeAutospacing="1" w:after="100" w:afterAutospacing="1"/>
-        <w:rPr>
-          <w:rFonts w:ascii="Times New Roman" w:hAnsi="Times New Roman" w:eastAsia="Times New Roman" w:cs="Times New Roman"/>
-        </w:rPr>
-      </w:pPr>
-    </w:p>
-    <w:p>
-      <w:pPr>
-        <w:suppressAutoHyphens w:val="0"/>
-        <w:spacing w:before="100" w:beforeAutospacing="1" w:after="100" w:afterAutospacing="1"/>
-        <w:rPr>
-          <w:rFonts w:ascii="Times New Roman" w:hAnsi="Times New Roman" w:eastAsia="Times New Roman" w:cs="Times New Roman"/>
-        </w:rPr>
-      </w:pPr>
-    </w:p>
-    <w:p>
-      <w:pPr>
-        <w:suppressAutoHyphens w:val="0"/>
-        <w:spacing w:before="100" w:beforeAutospacing="1" w:after="100" w:afterAutospacing="1"/>
-        <w:rPr>
-          <w:rFonts w:ascii="Times New Roman" w:hAnsi="Times New Roman" w:eastAsia="Times New Roman" w:cs="Times New Roman"/>
-        </w:rPr>
-      </w:pPr>
-    </w:p>
-    <w:p>
-      <w:pPr>
-        <w:suppressAutoHyphens w:val="0"/>
-        <w:spacing w:before="100" w:beforeAutospacing="1" w:after="100" w:afterAutospacing="1"/>
-        <w:rPr>
-          <w:rFonts w:ascii="Times New Roman" w:hAnsi="Times New Roman" w:eastAsia="Times New Roman" w:cs="Times New Roman"/>
-        </w:rPr>
-      </w:pPr>
-    </w:p>
-    <w:p>
-      <w:pPr>
-        <w:suppressAutoHyphens w:val="0"/>
-        <w:spacing w:before="100" w:beforeAutospacing="1" w:after="100" w:afterAutospacing="1"/>
-        <w:rPr>
-          <w:rFonts w:ascii="Times New Roman" w:hAnsi="Times New Roman" w:eastAsia="Times New Roman" w:cs="Times New Roman"/>
-        </w:rPr>
-      </w:pPr>
-    </w:p>
-    <w:p>
-      <w:pPr>
-        <w:suppressAutoHyphens w:val="0"/>
-        <w:spacing w:before="100" w:beforeAutospacing="1" w:after="100" w:afterAutospacing="1"/>
-        <w:rPr>
-          <w:rFonts w:ascii="Times New Roman" w:hAnsi="Times New Roman" w:eastAsia="Times New Roman" w:cs="Times New Roman"/>
-        </w:rPr>
-      </w:pPr>
-    </w:p>
-    <w:p>
-      <w:pPr>
-        <w:suppressAutoHyphens w:val="0"/>
-        <w:spacing w:before="100" w:beforeAutospacing="1" w:after="100" w:afterAutospacing="1"/>
-        <w:rPr>
-          <w:rFonts w:ascii="Times New Roman" w:hAnsi="Times New Roman" w:eastAsia="Times New Roman" w:cs="Times New Roman"/>
-        </w:rPr>
-      </w:pPr>
-    </w:p>
-    <w:p>
-      <w:pPr>
-        <w:suppressAutoHyphens w:val="0"/>
-        <w:spacing w:before="100" w:beforeAutospacing="1" w:after="100" w:afterAutospacing="1"/>
-        <w:rPr>
-          <w:rFonts w:ascii="Times New Roman" w:hAnsi="Times New Roman" w:eastAsia="Times New Roman" w:cs="Times New Roman"/>
-        </w:rPr>
-      </w:pPr>
-    </w:p>
-    <w:p>
-      <w:pPr>
-        <w:pStyle w:val="7"/>
-        <w:spacing w:before="280" w:after="280"/>
-        <w:rPr>
-          <w:sz w:val="22"/>
-          <w:szCs w:val="22"/>
-        </w:rPr>
-      </w:pPr>
+      <w:r>
+        <w:drawing>
+          <wp:inline distT="0" distB="0" distL="114300" distR="114300">
+            <wp:extent cx="5935345" cy="3401695"/>
+            <wp:effectExtent l="0" t="0" r="8255" b="8255"/>
+            <wp:docPr id="14" name="Picture 6"/>
+            <wp:cNvGraphicFramePr>
+              <a:graphicFrameLocks xmlns:a="http://schemas.openxmlformats.org/drawingml/2006/main" noChangeAspect="true"/>
+            </wp:cNvGraphicFramePr>
+            <a:graphic xmlns:a="http://schemas.openxmlformats.org/drawingml/2006/main">
+              <a:graphicData uri="http://schemas.openxmlformats.org/drawingml/2006/picture">
+                <pic:pic xmlns:pic="http://schemas.openxmlformats.org/drawingml/2006/picture">
+                  <pic:nvPicPr>
+                    <pic:cNvPr id="14" name="Picture 6"/>
+                    <pic:cNvPicPr>
+                      <a:picLocks noChangeAspect="true"/>
+                    </pic:cNvPicPr>
+                  </pic:nvPicPr>
+                  <pic:blipFill>
+                    <a:blip r:embed="rId4"/>
+                    <a:stretch>
+                      <a:fillRect/>
+                    </a:stretch>
+                  </pic:blipFill>
+                  <pic:spPr>
+                    <a:xfrm>
+                      <a:off x="0" y="0"/>
+                      <a:ext cx="5935345" cy="3401695"/>
+                    </a:xfrm>
+                    <a:prstGeom prst="rect">
+                      <a:avLst/>
+                    </a:prstGeom>
+                    <a:noFill/>
+                    <a:ln>
+                      <a:noFill/>
+                    </a:ln>
+                  </pic:spPr>
+                </pic:pic>
+              </a:graphicData>
+            </a:graphic>
+          </wp:inline>
+        </w:drawing>
+      </w:r>
+      <w:bookmarkStart w:id="0" w:name="_GoBack"/>
+      <w:bookmarkEnd w:id="0"/>
     </w:p>
     <w:p>
       <w:pPr>
@@ -1092,39 +1110,78 @@
         <w:pStyle w:val="7"/>
         <w:spacing w:before="280" w:after="280"/>
         <w:rPr>
-          <w:b/>
-          <w:bCs/>
-          <w:sz w:val="32"/>
-          <w:szCs w:val="32"/>
-          <w:u w:val="single"/>
-        </w:rPr>
-      </w:pPr>
-    </w:p>
-    <w:p>
-      <w:pPr>
-        <w:pStyle w:val="7"/>
-        <w:spacing w:before="280" w:after="280"/>
-        <w:rPr>
-          <w:b/>
-          <w:bCs/>
-          <w:sz w:val="32"/>
-          <w:szCs w:val="32"/>
-          <w:u w:val="single"/>
-        </w:rPr>
-      </w:pPr>
-    </w:p>
-    <w:p>
-      <w:pPr>
-        <w:pStyle w:val="7"/>
-        <w:spacing w:before="280" w:after="280"/>
-        <w:rPr>
-          <w:b/>
-          <w:bCs/>
-          <w:sz w:val="32"/>
-          <w:szCs w:val="32"/>
-          <w:u w:val="single"/>
-        </w:rPr>
-      </w:pPr>
+          <w:rFonts w:hint="default"/>
+          <w:b w:val="0"/>
+          <w:bCs w:val="0"/>
+          <w:sz w:val="24"/>
+          <w:szCs w:val="24"/>
+          <w:u w:val="none"/>
+          <w:vertAlign w:val="subscript"/>
+          <w:lang w:val="en"/>
+        </w:rPr>
+      </w:pPr>
+      <w:r>
+        <w:rPr>
+          <w:rFonts w:hint="default"/>
+          <w:b w:val="0"/>
+          <w:bCs w:val="0"/>
+          <w:sz w:val="24"/>
+          <w:szCs w:val="24"/>
+          <w:u w:val="none"/>
+          <w:lang w:val="en"/>
+        </w:rPr>
+        <w:t>Assuming that by “</w:t>
+      </w:r>
+      <w:r>
+        <w:rPr>
+          <w:rFonts w:ascii="Times New Roman" w:hAnsi="Times New Roman" w:eastAsia="Times New Roman" w:cs="Times New Roman"/>
+          <w:b w:val="0"/>
+          <w:bCs w:val="0"/>
+          <w:sz w:val="24"/>
+          <w:szCs w:val="24"/>
+          <w:u w:val="none"/>
+        </w:rPr>
+        <w:t>The outcome of the branch is figured out at the end of the EX stage</w:t>
+      </w:r>
+      <w:r>
+        <w:rPr>
+          <w:rFonts w:hint="default" w:cs="Times New Roman"/>
+          <w:b w:val="0"/>
+          <w:bCs w:val="0"/>
+          <w:sz w:val="24"/>
+          <w:szCs w:val="24"/>
+          <w:u w:val="none"/>
+          <w:lang w:val="en"/>
+        </w:rPr>
+        <w:t>”, the branch address cannot be immediately known in the same stage (branch’s EX stage). Therefore only after 2 cycles can IF get the correct jump address.</w:t>
+      </w:r>
+    </w:p>
+    <w:p>
+      <w:pPr>
+        <w:pStyle w:val="7"/>
+        <w:spacing w:before="280" w:after="280"/>
+        <w:rPr>
+          <w:rFonts w:hint="default"/>
+          <w:b w:val="0"/>
+          <w:bCs w:val="0"/>
+          <w:sz w:val="24"/>
+          <w:szCs w:val="24"/>
+          <w:u w:val="none"/>
+          <w:lang w:val="en"/>
+        </w:rPr>
+      </w:pPr>
+      <w:r>
+        <w:rPr>
+          <w:rFonts w:hint="default"/>
+          <w:b w:val="0"/>
+          <w:bCs w:val="0"/>
+          <w:sz w:val="24"/>
+          <w:szCs w:val="24"/>
+          <w:u w:val="none"/>
+          <w:lang w:val="en"/>
+        </w:rPr>
+        <w:t xml:space="preserve">The entire instruction stream takes 20 cycles in total. </w:t>
+      </w:r>
     </w:p>
     <w:p>
       <w:pPr>
@@ -1370,7 +1427,20 @@
         <w:rPr>
           <w:rFonts w:ascii="Times New Roman" w:hAnsi="Times New Roman" w:eastAsia="Times New Roman" w:cs="Times New Roman"/>
         </w:rPr>
-        <w:t xml:space="preserve">Assume that we have a 10-stage pipeline (IF1 IF2 ID1 ID2 EX1 EX2 MEM1 MEM2 WB1 WB2), where each stage takes 1 cycle. We are given a branch-heavy workload, in which 35% of instructions are branches. The processor does not stall on correct branch predictions, but stalls for 3 cycles on a misprediction. There are no other sources of stalls besides branches for this pipeline. Suppose that 85% of the branches can be correctly predicted. </w:t>
+        <w:t xml:space="preserve">Assume that we have a 10-stage pipeline (IF1 IF2 ID1 </w:t>
+      </w:r>
+      <w:r>
+        <w:rPr>
+          <w:rFonts w:ascii="Times New Roman" w:hAnsi="Times New Roman" w:eastAsia="Times New Roman" w:cs="Times New Roman"/>
+          <w:color w:val="0000FF"/>
+        </w:rPr>
+        <w:t>ID2</w:t>
+      </w:r>
+      <w:r>
+        <w:rPr>
+          <w:rFonts w:ascii="Times New Roman" w:hAnsi="Times New Roman" w:eastAsia="Times New Roman" w:cs="Times New Roman"/>
+        </w:rPr>
+        <w:t xml:space="preserve"> EX1 EX2 MEM1 MEM2 WB1 WB2), where each stage takes 1 cycle. We are given a branch-heavy workload, in which 35% of instructions are branches. The processor does not stall on correct branch predictions, but stalls for 3 cycles on a misprediction. There are no other sources of stalls besides branches for this pipeline. Suppose that 85% of the branches can be correctly predicted. </w:t>
       </w:r>
     </w:p>
     <w:p>
@@ -1513,45 +1583,314 @@
     </w:p>
     <w:p>
       <w:pPr>
+        <w:numPr>
+          <w:ilvl w:val="0"/>
+          <w:numId w:val="5"/>
+        </w:numPr>
         <w:tabs>
           <w:tab w:val="left" w:pos="1540"/>
         </w:tabs>
         <w:suppressAutoHyphens w:val="0"/>
         <w:spacing w:before="100" w:beforeAutospacing="1" w:after="100" w:afterAutospacing="1"/>
         <w:rPr>
-          <w:rFonts w:ascii="Times New Roman" w:hAnsi="Times New Roman" w:eastAsia="Times New Roman" w:cs="Times New Roman"/>
-          <w:sz w:val="22"/>
-          <w:szCs w:val="22"/>
-        </w:rPr>
-      </w:pPr>
-    </w:p>
-    <w:p>
-      <w:pPr>
+          <w:rFonts w:hint="default" w:ascii="Times New Roman" w:hAnsi="Times New Roman" w:eastAsia="Times New Roman" w:cs="Times New Roman"/>
+          <w:sz w:val="24"/>
+          <w:szCs w:val="24"/>
+          <w:lang w:val="en"/>
+        </w:rPr>
+      </w:pPr>
+      <w:r>
+        <w:rPr>
+          <w:rFonts w:hint="default" w:ascii="Times New Roman" w:hAnsi="Times New Roman" w:eastAsia="Times New Roman" w:cs="Times New Roman"/>
+          <w:sz w:val="24"/>
+          <w:szCs w:val="24"/>
+          <w:lang w:val="en"/>
+        </w:rPr>
+        <w:t>Average stall = 35% * 15% * 3 = 0.1575</w:t>
+      </w:r>
+      <w:r>
+        <w:rPr>
+          <w:rFonts w:hint="default" w:ascii="Times New Roman" w:hAnsi="Times New Roman" w:eastAsia="Times New Roman" w:cs="Times New Roman"/>
+          <w:sz w:val="24"/>
+          <w:szCs w:val="24"/>
+          <w:lang w:val="en"/>
+        </w:rPr>
+        <w:br w:type="textWrapping"/>
+      </w:r>
+    </w:p>
+    <w:p>
+      <w:pPr>
+        <w:numPr>
+          <w:ilvl w:val="0"/>
+          <w:numId w:val="5"/>
+        </w:numPr>
         <w:tabs>
           <w:tab w:val="left" w:pos="1540"/>
         </w:tabs>
         <w:suppressAutoHyphens w:val="0"/>
         <w:spacing w:before="100" w:beforeAutospacing="1" w:after="100" w:afterAutospacing="1"/>
-        <w:rPr>
-          <w:rFonts w:ascii="Times New Roman" w:hAnsi="Times New Roman" w:eastAsia="Times New Roman" w:cs="Times New Roman"/>
-          <w:sz w:val="22"/>
-          <w:szCs w:val="22"/>
-        </w:rPr>
-      </w:pPr>
-    </w:p>
-    <w:p>
-      <w:pPr>
+        <w:ind w:left="0" w:leftChars="0" w:firstLine="0" w:firstLineChars="0"/>
+        <w:rPr>
+          <w:rFonts w:hint="default" w:ascii="Times New Roman" w:hAnsi="Times New Roman" w:eastAsia="Times New Roman" w:cs="Times New Roman"/>
+          <w:sz w:val="24"/>
+          <w:szCs w:val="24"/>
+          <w:lang w:val="en"/>
+        </w:rPr>
+      </w:pPr>
+      <w:r>
+        <w:rPr>
+          <w:rFonts w:hint="default" w:ascii="Times New Roman" w:hAnsi="Times New Roman" w:eastAsia="Times New Roman" w:cs="Times New Roman"/>
+          <w:sz w:val="24"/>
+          <w:szCs w:val="24"/>
+          <w:lang w:val="en"/>
+        </w:rPr>
+        <w:br w:type="textWrapping"/>
+      </w:r>
+      <w:r>
+        <w:rPr>
+          <w:rFonts w:hint="default" w:ascii="Times New Roman" w:hAnsi="Times New Roman" w:eastAsia="Times New Roman" w:cs="Times New Roman"/>
+          <w:sz w:val="24"/>
+          <w:szCs w:val="24"/>
+          <w:lang w:val="en"/>
+        </w:rPr>
+        <w:t>CPI (unpipelined) = 10</w:t>
+      </w:r>
+      <w:r>
+        <w:rPr>
+          <w:rFonts w:hint="default" w:ascii="Times New Roman" w:hAnsi="Times New Roman" w:eastAsia="Times New Roman" w:cs="Times New Roman"/>
+          <w:sz w:val="24"/>
+          <w:szCs w:val="24"/>
+          <w:lang w:val="en"/>
+        </w:rPr>
+        <w:br w:type="textWrapping"/>
+      </w:r>
+      <w:r>
+        <w:rPr>
+          <w:rFonts w:hint="default" w:ascii="Times New Roman" w:hAnsi="Times New Roman" w:eastAsia="Times New Roman" w:cs="Times New Roman"/>
+          <w:sz w:val="24"/>
+          <w:szCs w:val="24"/>
+          <w:lang w:val="en"/>
+        </w:rPr>
+        <w:t xml:space="preserve">CPI (pipelined) = </w:t>
+      </w:r>
+      <m:oMath>
+        <m:f>
+          <m:fPr>
+            <m:ctrlPr>
+              <w:rPr>
+                <w:rFonts w:ascii="Cambria Math" w:hAnsi="Cambria Math" w:cs="Times New Roman"/>
+                <w:i/>
+                <w:sz w:val="24"/>
+                <w:szCs w:val="24"/>
+                <w:lang w:val="en"/>
+              </w:rPr>
+            </m:ctrlPr>
+          </m:fPr>
+          <m:num>
+            <m:r>
+              <m:rPr/>
+              <w:rPr>
+                <w:rFonts w:hint="default" w:ascii="Cambria Math" w:hAnsi="Cambria Math" w:cs="Times New Roman"/>
+                <w:sz w:val="24"/>
+                <w:szCs w:val="24"/>
+                <w:lang w:val="en"/>
+              </w:rPr>
+              <m:t>10</m:t>
+            </m:r>
+            <m:ctrlPr>
+              <w:rPr>
+                <w:rFonts w:ascii="Cambria Math" w:hAnsi="Cambria Math" w:cs="Times New Roman"/>
+                <w:i/>
+                <w:sz w:val="24"/>
+                <w:szCs w:val="24"/>
+                <w:lang w:val="en"/>
+              </w:rPr>
+            </m:ctrlPr>
+          </m:num>
+          <m:den>
+            <m:r>
+              <m:rPr/>
+              <w:rPr>
+                <w:rFonts w:hint="default" w:ascii="Cambria Math" w:hAnsi="Cambria Math" w:cs="Times New Roman"/>
+                <w:sz w:val="24"/>
+                <w:szCs w:val="24"/>
+                <w:lang w:val="en"/>
+              </w:rPr>
+              <m:t>1+0.1575</m:t>
+            </m:r>
+            <m:ctrlPr>
+              <w:rPr>
+                <w:rFonts w:ascii="Cambria Math" w:hAnsi="Cambria Math" w:cs="Times New Roman"/>
+                <w:i/>
+                <w:sz w:val="24"/>
+                <w:szCs w:val="24"/>
+                <w:lang w:val="en"/>
+              </w:rPr>
+            </m:ctrlPr>
+          </m:den>
+        </m:f>
+      </m:oMath>
+      <w:r>
+        <w:rPr>
+          <w:rFonts w:hint="default" w:ascii="Calibri" w:hAnsi="Cambria Math" w:cs="Times New Roman"/>
+          <w:i w:val="0"/>
+          <w:sz w:val="24"/>
+          <w:szCs w:val="24"/>
+          <w:lang w:val="en"/>
+        </w:rPr>
+        <w:t xml:space="preserve"> = 1.1575</w:t>
+      </w:r>
+      <w:r>
+        <w:rPr>
+          <w:rFonts w:hint="default" w:ascii="Times New Roman" w:hAnsi="Times New Roman" w:eastAsia="Times New Roman" w:cs="Times New Roman"/>
+          <w:sz w:val="24"/>
+          <w:szCs w:val="24"/>
+          <w:lang w:val="en"/>
+        </w:rPr>
+        <w:br w:type="textWrapping"/>
+      </w:r>
+      <w:r>
+        <w:rPr>
+          <w:rFonts w:hint="default" w:ascii="Times New Roman" w:hAnsi="Times New Roman" w:eastAsia="Times New Roman" w:cs="Times New Roman"/>
+          <w:sz w:val="24"/>
+          <w:szCs w:val="24"/>
+          <w:lang w:val="en"/>
+        </w:rPr>
+        <w:br w:type="textWrapping"/>
+      </w:r>
+      <w:r>
+        <w:rPr>
+          <w:rFonts w:hint="default" w:ascii="Times New Roman" w:hAnsi="Times New Roman" w:eastAsia="Times New Roman" w:cs="Times New Roman"/>
+          <w:sz w:val="24"/>
+          <w:szCs w:val="24"/>
+          <w:lang w:val="en"/>
+        </w:rPr>
+        <w:t xml:space="preserve">Speedup = </w:t>
+      </w:r>
+      <m:oMath>
+        <m:f>
+          <m:fPr>
+            <m:ctrlPr>
+              <w:rPr>
+                <w:rFonts w:ascii="Cambria Math" w:hAnsi="Cambria Math" w:cs="Times New Roman"/>
+                <w:i/>
+                <w:sz w:val="24"/>
+                <w:szCs w:val="24"/>
+                <w:lang w:val="en"/>
+              </w:rPr>
+            </m:ctrlPr>
+          </m:fPr>
+          <m:num>
+            <m:r>
+              <m:rPr/>
+              <w:rPr>
+                <w:rFonts w:hint="default" w:ascii="Cambria Math" w:hAnsi="Cambria Math" w:cs="Times New Roman"/>
+                <w:sz w:val="24"/>
+                <w:szCs w:val="24"/>
+                <w:lang w:val="en"/>
+              </w:rPr>
+              <m:t>CPI unpipelined</m:t>
+            </m:r>
+            <m:ctrlPr>
+              <w:rPr>
+                <w:rFonts w:ascii="Cambria Math" w:hAnsi="Cambria Math" w:cs="Times New Roman"/>
+                <w:i/>
+                <w:sz w:val="24"/>
+                <w:szCs w:val="24"/>
+                <w:lang w:val="en"/>
+              </w:rPr>
+            </m:ctrlPr>
+          </m:num>
+          <m:den>
+            <m:r>
+              <m:rPr/>
+              <w:rPr>
+                <w:rFonts w:hint="default" w:ascii="Cambria Math" w:hAnsi="Cambria Math" w:cs="Times New Roman"/>
+                <w:sz w:val="24"/>
+                <w:szCs w:val="24"/>
+                <w:lang w:val="en"/>
+              </w:rPr>
+              <m:t>CPI pipelined</m:t>
+            </m:r>
+            <m:ctrlPr>
+              <w:rPr>
+                <w:rFonts w:ascii="Cambria Math" w:hAnsi="Cambria Math" w:cs="Times New Roman"/>
+                <w:i/>
+                <w:sz w:val="24"/>
+                <w:szCs w:val="24"/>
+                <w:lang w:val="en"/>
+              </w:rPr>
+            </m:ctrlPr>
+          </m:den>
+        </m:f>
+        <m:r>
+          <m:rPr/>
+          <w:rPr>
+            <w:rFonts w:hint="default" w:ascii="Cambria Math" w:hAnsi="Cambria Math" w:cs="Times New Roman"/>
+            <w:sz w:val="24"/>
+            <w:szCs w:val="24"/>
+            <w:lang w:val="en"/>
+          </w:rPr>
+          <m:t xml:space="preserve"> =10 / 1.1575= </m:t>
+        </m:r>
+      </m:oMath>
+      <w:r>
+        <m:rPr/>
+        <w:rPr>
+          <w:rFonts w:hint="default" w:ascii="Times New Roman" w:hAnsi="Times New Roman" w:eastAsia="Times New Roman" w:cs="Times New Roman"/>
+          <w:sz w:val="24"/>
+          <w:szCs w:val="24"/>
+          <w:lang w:val="en"/>
+        </w:rPr>
+        <w:t>8.64x</w:t>
+      </w:r>
+      <w:r>
+        <m:rPr/>
+        <w:rPr>
+          <w:rFonts w:hint="default" w:ascii="Times New Roman" w:hAnsi="Times New Roman" w:eastAsia="Times New Roman" w:cs="Times New Roman"/>
+          <w:sz w:val="24"/>
+          <w:szCs w:val="24"/>
+          <w:lang w:val="en"/>
+        </w:rPr>
+        <w:br w:type="textWrapping"/>
+      </w:r>
+    </w:p>
+    <w:p>
+      <w:pPr>
+        <w:numPr>
+          <w:ilvl w:val="0"/>
+          <w:numId w:val="5"/>
+        </w:numPr>
         <w:tabs>
           <w:tab w:val="left" w:pos="1540"/>
         </w:tabs>
         <w:suppressAutoHyphens w:val="0"/>
         <w:spacing w:before="100" w:beforeAutospacing="1" w:after="100" w:afterAutospacing="1"/>
         <w:rPr>
-          <w:rFonts w:ascii="Times New Roman" w:hAnsi="Times New Roman" w:eastAsia="Times New Roman" w:cs="Times New Roman"/>
-          <w:sz w:val="22"/>
-          <w:szCs w:val="22"/>
-        </w:rPr>
-      </w:pPr>
+          <w:rFonts w:hint="default" w:ascii="Times New Roman" w:hAnsi="Times New Roman" w:eastAsia="Times New Roman" w:cs="Times New Roman"/>
+          <w:sz w:val="24"/>
+          <w:szCs w:val="24"/>
+          <w:lang w:val="en"/>
+        </w:rPr>
+      </w:pPr>
+      <w:r>
+        <w:rPr>
+          <w:rFonts w:hint="default" w:ascii="Times New Roman" w:hAnsi="Times New Roman" w:eastAsia="Times New Roman" w:cs="Times New Roman"/>
+          <w:sz w:val="24"/>
+          <w:szCs w:val="24"/>
+          <w:lang w:val="en"/>
+        </w:rPr>
+        <w:br w:type="textWrapping"/>
+      </w:r>
+      <w:r>
+        <w:rPr>
+          <w:rFonts w:hint="default" w:ascii="Times New Roman" w:hAnsi="Times New Roman" w:eastAsia="Times New Roman" w:cs="Times New Roman"/>
+          <w:sz w:val="24"/>
+          <w:szCs w:val="24"/>
+          <w:lang w:val="en"/>
+        </w:rPr>
+        <w:t>Average stall = 35% * [15% * 1 + 35% * 2 + (1 - 15% - 35% - 5%) * 3] = 0.77</w:t>
+      </w:r>
     </w:p>
     <w:p>
       <w:pPr>
@@ -1583,53 +1922,29 @@
     </w:p>
     <w:p>
       <w:pPr>
-        <w:pStyle w:val="7"/>
-        <w:spacing w:before="280" w:after="280"/>
-        <w:rPr>
-          <w:b/>
-          <w:bCs/>
-          <w:sz w:val="32"/>
-          <w:szCs w:val="32"/>
-          <w:u w:val="single"/>
-        </w:rPr>
-      </w:pPr>
-    </w:p>
-    <w:p>
-      <w:pPr>
-        <w:pStyle w:val="7"/>
-        <w:spacing w:before="280" w:after="280"/>
-        <w:rPr>
-          <w:b/>
-          <w:bCs/>
-          <w:sz w:val="32"/>
-          <w:szCs w:val="32"/>
-          <w:u w:val="single"/>
-        </w:rPr>
-      </w:pPr>
-    </w:p>
-    <w:p>
-      <w:pPr>
-        <w:pStyle w:val="7"/>
-        <w:spacing w:before="280" w:after="280"/>
-        <w:rPr>
-          <w:b/>
-          <w:bCs/>
-          <w:sz w:val="32"/>
-          <w:szCs w:val="32"/>
-          <w:u w:val="single"/>
-        </w:rPr>
-      </w:pPr>
-    </w:p>
-    <w:p>
-      <w:pPr>
-        <w:pStyle w:val="7"/>
-        <w:spacing w:before="280" w:after="280"/>
-        <w:rPr>
-          <w:b/>
-          <w:bCs/>
-          <w:sz w:val="32"/>
-          <w:szCs w:val="32"/>
-          <w:u w:val="single"/>
+        <w:tabs>
+          <w:tab w:val="left" w:pos="1540"/>
+        </w:tabs>
+        <w:suppressAutoHyphens w:val="0"/>
+        <w:spacing w:before="100" w:beforeAutospacing="1" w:after="100" w:afterAutospacing="1"/>
+        <w:rPr>
+          <w:rFonts w:ascii="Times New Roman" w:hAnsi="Times New Roman" w:eastAsia="Times New Roman" w:cs="Times New Roman"/>
+          <w:sz w:val="22"/>
+          <w:szCs w:val="22"/>
+        </w:rPr>
+      </w:pPr>
+    </w:p>
+    <w:p>
+      <w:pPr>
+        <w:tabs>
+          <w:tab w:val="left" w:pos="1540"/>
+        </w:tabs>
+        <w:suppressAutoHyphens w:val="0"/>
+        <w:spacing w:before="100" w:beforeAutospacing="1" w:after="100" w:afterAutospacing="1"/>
+        <w:rPr>
+          <w:rFonts w:ascii="Times New Roman" w:hAnsi="Times New Roman" w:eastAsia="Times New Roman" w:cs="Times New Roman"/>
+          <w:sz w:val="22"/>
+          <w:szCs w:val="22"/>
         </w:rPr>
       </w:pPr>
     </w:p>
@@ -1894,7 +2209,7 @@
           <w:rFonts w:hint="default" w:ascii="Times New Roman" w:hAnsi="Times New Roman" w:cs="Times New Roman"/>
           <w:lang w:val="en"/>
         </w:rPr>
-        <w:t>Latency = 80 + 10 + 26 + 70  + 15 = 201 ns</w:t>
+        <w:t>The cycle time must depend on the time of the critical stage, Fetch in this case. The cycle time here is 80 ns.</w:t>
       </w:r>
     </w:p>
     <w:p>
@@ -1904,19 +2219,34 @@
           <w:lang w:val="en"/>
         </w:rPr>
       </w:pPr>
-    </w:p>
-    <w:p>
-      <w:pPr>
+      <w:r>
         <w:rPr>
           <w:rFonts w:hint="default" w:ascii="Times New Roman" w:hAnsi="Times New Roman" w:cs="Times New Roman"/>
           <w:lang w:val="en"/>
         </w:rPr>
-      </w:pPr>
-      <w:r>
+        <w:t>Latency = 80 ns * 5 stages = 400 ns</w:t>
+      </w:r>
+    </w:p>
+    <w:p>
+      <w:pPr>
         <w:rPr>
           <w:rFonts w:hint="default" w:ascii="Times New Roman" w:hAnsi="Times New Roman" w:cs="Times New Roman"/>
           <w:lang w:val="en"/>
         </w:rPr>
+      </w:pPr>
+    </w:p>
+    <w:p>
+      <w:pPr>
+        <w:rPr>
+          <w:rFonts w:hint="default" w:ascii="Times New Roman" w:hAnsi="Times New Roman" w:cs="Times New Roman"/>
+          <w:lang w:val="en"/>
+        </w:rPr>
+      </w:pPr>
+      <w:r>
+        <w:rPr>
+          <w:rFonts w:hint="default" w:ascii="Times New Roman" w:hAnsi="Times New Roman" w:cs="Times New Roman"/>
+          <w:lang w:val="en"/>
+        </w:rPr>
         <w:t>Maximum frequency has to accommodate the slowest stage</w:t>
       </w:r>
     </w:p>
@@ -1955,10 +2285,8 @@
           <w:rFonts w:hint="default" w:ascii="Times New Roman" w:hAnsi="Times New Roman" w:cs="Times New Roman"/>
           <w:lang w:val="en"/>
         </w:rPr>
-        <w:t xml:space="preserve">We can combine Decode and Execute stage to improve the performance of the processor. Since we reduces pipeline stages from 5 to 4 without changing the frequency. </w:t>
-      </w:r>
-      <w:bookmarkStart w:id="0" w:name="_GoBack"/>
-      <w:bookmarkEnd w:id="0"/>
+        <w:t xml:space="preserve">To improve the performance, we can separate Fetch and Mem into more smaller stages so that the the processor can run under a much faster clock. </w:t>
+      </w:r>
     </w:p>
     <w:p>
       <w:pPr>
@@ -2118,33 +2446,6 @@
       <w:pPr>
         <w:rPr>
           <w:rFonts w:ascii="Times New Roman" w:hAnsi="Times New Roman" w:cs="Times New Roman"/>
-        </w:rPr>
-      </w:pPr>
-    </w:p>
-    <w:p>
-      <w:pPr>
-        <w:rPr>
-          <w:rFonts w:ascii="Times New Roman" w:hAnsi="Times New Roman" w:cs="Times New Roman"/>
-        </w:rPr>
-      </w:pPr>
-    </w:p>
-    <w:p>
-      <w:pPr>
-        <w:rPr>
-          <w:rFonts w:ascii="Times New Roman" w:hAnsi="Times New Roman" w:cs="Times New Roman"/>
-        </w:rPr>
-      </w:pPr>
-    </w:p>
-    <w:p>
-      <w:pPr>
-        <w:pStyle w:val="7"/>
-        <w:spacing w:before="280" w:after="280"/>
-        <w:rPr>
-          <w:b/>
-          <w:bCs/>
-          <w:sz w:val="32"/>
-          <w:szCs w:val="32"/>
-          <w:u w:val="single"/>
         </w:rPr>
       </w:pPr>
     </w:p>
@@ -2204,7 +2505,7 @@
         <w:pStyle w:val="11"/>
         <w:numPr>
           <w:ilvl w:val="0"/>
-          <w:numId w:val="2"/>
+          <w:numId w:val="6"/>
         </w:numPr>
         <w:suppressAutoHyphens w:val="0"/>
         <w:spacing w:before="100" w:beforeAutospacing="1" w:after="100" w:afterAutospacing="1"/>
@@ -2224,7 +2525,7 @@
         <w:pStyle w:val="11"/>
         <w:numPr>
           <w:ilvl w:val="0"/>
-          <w:numId w:val="2"/>
+          <w:numId w:val="6"/>
         </w:numPr>
         <w:suppressAutoHyphens w:val="0"/>
         <w:spacing w:before="100" w:beforeAutospacing="1" w:after="100" w:afterAutospacing="1"/>
@@ -2286,7 +2587,7 @@
         <w:pStyle w:val="11"/>
         <w:numPr>
           <w:ilvl w:val="0"/>
-          <w:numId w:val="3"/>
+          <w:numId w:val="7"/>
         </w:numPr>
         <w:suppressAutoHyphens w:val="0"/>
         <w:spacing w:before="100" w:beforeAutospacing="1" w:after="100" w:afterAutospacing="1"/>
@@ -2304,10 +2605,10 @@
                   <wp:posOffset>-406400</wp:posOffset>
                 </wp:positionH>
                 <wp:positionV relativeFrom="paragraph">
-                  <wp:posOffset>238760</wp:posOffset>
+                  <wp:posOffset>347345</wp:posOffset>
                 </wp:positionV>
-                <wp:extent cx="6845300" cy="5994400"/>
-                <wp:effectExtent l="0" t="0" r="12700" b="12700"/>
+                <wp:extent cx="6845300" cy="4958715"/>
+                <wp:effectExtent l="6350" t="6350" r="6350" b="6985"/>
                 <wp:wrapNone/>
                 <wp:docPr id="6" name="Rectangle 6"/>
                 <wp:cNvGraphicFramePr/>
@@ -2318,7 +2619,7 @@
                       <wps:spPr>
                         <a:xfrm>
                           <a:off x="0" y="0"/>
-                          <a:ext cx="6845300" cy="5994400"/>
+                          <a:ext cx="6845300" cy="4958715"/>
                         </a:xfrm>
                         <a:prstGeom prst="rect">
                           <a:avLst/>
@@ -2352,7 +2653,7 @@
           </mc:Choice>
           <mc:Fallback>
             <w:pict>
-              <v:rect id="_x0000_s1026" o:spid="_x0000_s1026" o:spt="1" style="position:absolute;left:0pt;margin-left:-32pt;margin-top:18.8pt;height:472pt;width:539pt;z-index:251669504;v-text-anchor:middle;mso-width-relative:page;mso-height-relative:page;" filled="f" stroked="t" coordsize="21600,21600" o:gfxdata="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">
+              <v:rect id="_x0000_s1026" o:spid="_x0000_s1026" o:spt="1" style="position:absolute;left:0pt;margin-left:-32pt;margin-top:27.35pt;height:390.45pt;width:539pt;z-index:251669504;v-text-anchor:middle;mso-width-relative:page;mso-height-relative:page;" filled="f" stroked="t" coordsize="21600,21600" o:gfxdata="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">
                 <v:fill on="f" focussize="0,0"/>
                 <v:stroke weight="1pt" color="#2F528F [3204]" miterlimit="8" joinstyle="miter"/>
                 <v:imagedata o:title=""/>
@@ -2377,132 +2678,66 @@
           <w:rFonts w:ascii="Times New Roman" w:hAnsi="Times New Roman" w:eastAsia="Times New Roman" w:cs="Times New Roman"/>
         </w:rPr>
       </w:pPr>
-    </w:p>
-    <w:p>
-      <w:pPr>
-        <w:suppressAutoHyphens w:val="0"/>
-        <w:spacing w:before="100" w:beforeAutospacing="1" w:after="100" w:afterAutospacing="1"/>
-        <w:rPr>
-          <w:rFonts w:ascii="Times New Roman" w:hAnsi="Times New Roman" w:eastAsia="Times New Roman" w:cs="Times New Roman"/>
-        </w:rPr>
-      </w:pPr>
-    </w:p>
-    <w:p>
-      <w:pPr>
-        <w:suppressAutoHyphens w:val="0"/>
-        <w:spacing w:before="100" w:beforeAutospacing="1" w:after="100" w:afterAutospacing="1"/>
-        <w:rPr>
-          <w:rFonts w:ascii="Times New Roman" w:hAnsi="Times New Roman" w:eastAsia="Times New Roman" w:cs="Times New Roman"/>
-        </w:rPr>
-      </w:pPr>
-    </w:p>
-    <w:p>
-      <w:pPr>
-        <w:suppressAutoHyphens w:val="0"/>
-        <w:spacing w:before="100" w:beforeAutospacing="1" w:after="100" w:afterAutospacing="1"/>
-        <w:rPr>
-          <w:rFonts w:ascii="Times New Roman" w:hAnsi="Times New Roman" w:eastAsia="Times New Roman" w:cs="Times New Roman"/>
-        </w:rPr>
-      </w:pPr>
-    </w:p>
-    <w:p>
-      <w:pPr>
-        <w:suppressAutoHyphens w:val="0"/>
-        <w:spacing w:before="100" w:beforeAutospacing="1" w:after="100" w:afterAutospacing="1"/>
-        <w:rPr>
-          <w:rFonts w:ascii="Times New Roman" w:hAnsi="Times New Roman" w:eastAsia="Times New Roman" w:cs="Times New Roman"/>
-        </w:rPr>
-      </w:pPr>
-    </w:p>
-    <w:p>
-      <w:pPr>
-        <w:suppressAutoHyphens w:val="0"/>
-        <w:spacing w:before="100" w:beforeAutospacing="1" w:after="100" w:afterAutospacing="1"/>
-        <w:rPr>
-          <w:rFonts w:ascii="Times New Roman" w:hAnsi="Times New Roman" w:eastAsia="Times New Roman" w:cs="Times New Roman"/>
-        </w:rPr>
-      </w:pPr>
-    </w:p>
-    <w:p>
-      <w:pPr>
-        <w:suppressAutoHyphens w:val="0"/>
-        <w:spacing w:before="100" w:beforeAutospacing="1" w:after="100" w:afterAutospacing="1"/>
-        <w:rPr>
-          <w:rFonts w:ascii="Times New Roman" w:hAnsi="Times New Roman" w:eastAsia="Times New Roman" w:cs="Times New Roman"/>
-        </w:rPr>
-      </w:pPr>
-    </w:p>
-    <w:p>
-      <w:pPr>
-        <w:suppressAutoHyphens w:val="0"/>
-        <w:spacing w:before="100" w:beforeAutospacing="1" w:after="100" w:afterAutospacing="1"/>
-        <w:rPr>
-          <w:rFonts w:ascii="Times New Roman" w:hAnsi="Times New Roman" w:eastAsia="Times New Roman" w:cs="Times New Roman"/>
-        </w:rPr>
-      </w:pPr>
-    </w:p>
-    <w:p>
-      <w:pPr>
-        <w:suppressAutoHyphens w:val="0"/>
-        <w:spacing w:before="100" w:beforeAutospacing="1" w:after="100" w:afterAutospacing="1"/>
-        <w:rPr>
-          <w:rFonts w:ascii="Times New Roman" w:hAnsi="Times New Roman" w:eastAsia="Times New Roman" w:cs="Times New Roman"/>
-        </w:rPr>
-      </w:pPr>
-    </w:p>
-    <w:p>
-      <w:pPr>
-        <w:suppressAutoHyphens w:val="0"/>
-        <w:spacing w:before="100" w:beforeAutospacing="1" w:after="100" w:afterAutospacing="1"/>
-        <w:rPr>
-          <w:rFonts w:ascii="Times New Roman" w:hAnsi="Times New Roman" w:eastAsia="Times New Roman" w:cs="Times New Roman"/>
-        </w:rPr>
-      </w:pPr>
-    </w:p>
-    <w:p>
-      <w:pPr>
-        <w:suppressAutoHyphens w:val="0"/>
-        <w:spacing w:before="100" w:beforeAutospacing="1" w:after="100" w:afterAutospacing="1"/>
-        <w:rPr>
-          <w:rFonts w:ascii="Times New Roman" w:hAnsi="Times New Roman" w:eastAsia="Times New Roman" w:cs="Times New Roman"/>
-        </w:rPr>
-      </w:pPr>
-    </w:p>
-    <w:p>
-      <w:pPr>
-        <w:suppressAutoHyphens w:val="0"/>
-        <w:spacing w:before="100" w:beforeAutospacing="1" w:after="100" w:afterAutospacing="1"/>
-        <w:rPr>
-          <w:rFonts w:ascii="Times New Roman" w:hAnsi="Times New Roman" w:eastAsia="Times New Roman" w:cs="Times New Roman"/>
-        </w:rPr>
-      </w:pPr>
-    </w:p>
-    <w:p>
-      <w:pPr>
-        <w:suppressAutoHyphens w:val="0"/>
-        <w:spacing w:before="100" w:beforeAutospacing="1" w:after="100" w:afterAutospacing="1"/>
-        <w:rPr>
-          <w:rFonts w:ascii="Times New Roman" w:hAnsi="Times New Roman" w:eastAsia="Times New Roman" w:cs="Times New Roman"/>
-        </w:rPr>
-      </w:pPr>
-    </w:p>
-    <w:p>
-      <w:pPr>
-        <w:suppressAutoHyphens w:val="0"/>
-        <w:spacing w:before="100" w:beforeAutospacing="1" w:after="100" w:afterAutospacing="1"/>
-        <w:rPr>
-          <w:rFonts w:ascii="Times New Roman" w:hAnsi="Times New Roman" w:eastAsia="Times New Roman" w:cs="Times New Roman"/>
-        </w:rPr>
-      </w:pPr>
-    </w:p>
-    <w:p>
-      <w:pPr>
-        <w:suppressAutoHyphens w:val="0"/>
-        <w:spacing w:before="100" w:beforeAutospacing="1" w:after="100" w:afterAutospacing="1"/>
-        <w:rPr>
-          <w:rFonts w:ascii="Times New Roman" w:hAnsi="Times New Roman" w:eastAsia="Times New Roman" w:cs="Times New Roman"/>
-        </w:rPr>
-      </w:pPr>
+      <w:r>
+        <w:drawing>
+          <wp:inline distT="0" distB="0" distL="114300" distR="114300">
+            <wp:extent cx="5943600" cy="4808220"/>
+            <wp:effectExtent l="0" t="0" r="0" b="11430"/>
+            <wp:docPr id="5" name="Picture 1"/>
+            <wp:cNvGraphicFramePr>
+              <a:graphicFrameLocks xmlns:a="http://schemas.openxmlformats.org/drawingml/2006/main" noChangeAspect="true"/>
+            </wp:cNvGraphicFramePr>
+            <a:graphic xmlns:a="http://schemas.openxmlformats.org/drawingml/2006/main">
+              <a:graphicData uri="http://schemas.openxmlformats.org/drawingml/2006/picture">
+                <pic:pic xmlns:pic="http://schemas.openxmlformats.org/drawingml/2006/picture">
+                  <pic:nvPicPr>
+                    <pic:cNvPr id="5" name="Picture 1"/>
+                    <pic:cNvPicPr>
+                      <a:picLocks noChangeAspect="true"/>
+                    </pic:cNvPicPr>
+                  </pic:nvPicPr>
+                  <pic:blipFill>
+                    <a:blip r:embed="rId5"/>
+                    <a:stretch>
+                      <a:fillRect/>
+                    </a:stretch>
+                  </pic:blipFill>
+                  <pic:spPr>
+                    <a:xfrm>
+                      <a:off x="0" y="0"/>
+                      <a:ext cx="5943600" cy="4808220"/>
+                    </a:xfrm>
+                    <a:prstGeom prst="rect">
+                      <a:avLst/>
+                    </a:prstGeom>
+                    <a:noFill/>
+                    <a:ln>
+                      <a:noFill/>
+                    </a:ln>
+                  </pic:spPr>
+                </pic:pic>
+              </a:graphicData>
+            </a:graphic>
+          </wp:inline>
+        </w:drawing>
+      </w:r>
+    </w:p>
+    <w:p>
+      <w:pPr>
+        <w:suppressAutoHyphens w:val="0"/>
+        <w:spacing w:before="100" w:beforeAutospacing="1" w:after="100" w:afterAutospacing="1"/>
+        <w:rPr>
+          <w:rFonts w:hint="default" w:ascii="Times New Roman" w:hAnsi="Times New Roman" w:eastAsia="Times New Roman" w:cs="Times New Roman"/>
+          <w:lang w:val="en"/>
+        </w:rPr>
+      </w:pPr>
+      <w:r>
+        <w:rPr>
+          <w:rFonts w:hint="default" w:ascii="Times New Roman" w:hAnsi="Times New Roman" w:eastAsia="Times New Roman" w:cs="Times New Roman"/>
+          <w:lang w:val="en"/>
+        </w:rPr>
+        <w:t>Yellow indicates that these cells will potentially change in the next cycle.</w:t>
+      </w:r>
     </w:p>
     <w:p>
       <w:pPr>
@@ -2709,12 +2944,18 @@
         <w:pStyle w:val="11"/>
         <w:numPr>
           <w:ilvl w:val="0"/>
-          <w:numId w:val="3"/>
+          <w:numId w:val="7"/>
         </w:numPr>
         <w:suppressAutoHyphens w:val="0"/>
         <w:spacing w:before="100" w:beforeAutospacing="1" w:after="100" w:afterAutospacing="1"/>
         <w:rPr>
-          <w:rFonts w:ascii="Times New Roman" w:hAnsi="Times New Roman" w:eastAsia="Times New Roman" w:cs="Times New Roman"/>
+          <w:rFonts w:hint="default"/>
+          <w:b w:val="0"/>
+          <w:bCs w:val="0"/>
+          <w:sz w:val="24"/>
+          <w:szCs w:val="24"/>
+          <w:u w:val="none"/>
+          <w:lang w:val="en"/>
         </w:rPr>
       </w:pPr>
       <w:r>
@@ -2727,7 +2968,7 @@
                   <wp:posOffset>-406400</wp:posOffset>
                 </wp:positionH>
                 <wp:positionV relativeFrom="paragraph">
-                  <wp:posOffset>355600</wp:posOffset>
+                  <wp:posOffset>280035</wp:posOffset>
                 </wp:positionV>
                 <wp:extent cx="6845300" cy="2324100"/>
                 <wp:effectExtent l="0" t="0" r="12700" b="12700"/>
@@ -2775,7 +3016,7 @@
           </mc:Choice>
           <mc:Fallback>
             <w:pict>
-              <v:rect id="_x0000_s1026" o:spid="_x0000_s1026" o:spt="1" style="position:absolute;left:0pt;margin-left:-32pt;margin-top:28pt;height:183pt;width:539pt;z-index:251671552;v-text-anchor:middle;mso-width-relative:page;mso-height-relative:page;" filled="f" stroked="t" coordsize="21600,21600" o:gfxdata="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">
+              <v:rect id="_x0000_s1026" o:spid="_x0000_s1026" o:spt="1" style="position:absolute;left:0pt;margin-left:-32pt;margin-top:22.05pt;height:183pt;width:539pt;z-index:251671552;v-text-anchor:middle;mso-width-relative:page;mso-height-relative:page;" filled="f" stroked="t" coordsize="21600,21600" o:gfxdata="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">
                 <v:fill on="f" focussize="0,0"/>
                 <v:stroke weight="1pt" color="#2F528F [3204]" miterlimit="8" joinstyle="miter"/>
                 <v:imagedata o:title=""/>
@@ -2797,13 +3038,27 @@
         <w:pStyle w:val="7"/>
         <w:spacing w:before="280" w:after="280"/>
         <w:rPr>
-          <w:b/>
-          <w:bCs/>
-          <w:sz w:val="32"/>
-          <w:szCs w:val="32"/>
-          <w:u w:val="single"/>
-        </w:rPr>
-      </w:pPr>
+          <w:rFonts w:hint="default"/>
+          <w:b w:val="0"/>
+          <w:bCs w:val="0"/>
+          <w:sz w:val="24"/>
+          <w:szCs w:val="24"/>
+          <w:u w:val="none"/>
+          <w:lang w:val="en"/>
+        </w:rPr>
+      </w:pPr>
+      <w:r>
+        <w:rPr>
+          <w:rFonts w:hint="default"/>
+          <w:b w:val="0"/>
+          <w:bCs w:val="0"/>
+          <w:sz w:val="24"/>
+          <w:szCs w:val="24"/>
+          <w:u w:val="none"/>
+          <w:lang w:val="en"/>
+        </w:rPr>
+        <w:t>Accuracy = correct predictions / all predictions = 14 / 18 = 77.8%</w:t>
+      </w:r>
     </w:p>
     <w:sectPr>
       <w:pgSz w:w="12240" w:h="15840"/>
@@ -2819,6 +3074,42 @@
 <file path=word/numbering.xml><?xml version="1.0" encoding="utf-8"?>
 <w:numbering xmlns:wpc="http://schemas.microsoft.com/office/word/2010/wordprocessingCanvas" xmlns:mc="http://schemas.openxmlformats.org/markup-compatibility/2006" xmlns:o="urn:schemas-microsoft-com:office:office" xmlns:r="http://schemas.openxmlformats.org/officeDocument/2006/relationships" xmlns:m="http://schemas.openxmlformats.org/officeDocument/2006/math" xmlns:v="urn:schemas-microsoft-com:vml" xmlns:wp14="http://schemas.microsoft.com/office/word/2010/wordprocessingDrawing" xmlns:wp="http://schemas.openxmlformats.org/drawingml/2006/wordprocessingDrawing" xmlns:w10="urn:schemas-microsoft-com:office:word" xmlns:w="http://schemas.openxmlformats.org/wordprocessingml/2006/main" xmlns:w14="http://schemas.microsoft.com/office/word/2010/wordml" xmlns:wpg="http://schemas.microsoft.com/office/word/2010/wordprocessingGroup" xmlns:wpi="http://schemas.microsoft.com/office/word/2010/wordprocessingInk" xmlns:wne="http://schemas.microsoft.com/office/word/2006/wordml" xmlns:wps="http://schemas.microsoft.com/office/word/2010/wordprocessingShape" xmlns:wpsCustomData="http://www.wps.cn/officeDocument/2013/wpsCustomData" mc:Ignorable="w14 wp14">
   <w:abstractNum w:abstractNumId="0">
+    <w:nsid w:val="BAFEE7D8"/>
+    <w:multiLevelType w:val="singleLevel"/>
+    <w:tmpl w:val="BAFEE7D8"/>
+    <w:lvl w:ilvl="0" w:tentative="0">
+      <w:start w:val="5"/>
+      <w:numFmt w:val="decimal"/>
+      <w:suff w:val="space"/>
+      <w:lvlText w:val="%1."/>
+      <w:lvlJc w:val="left"/>
+    </w:lvl>
+  </w:abstractNum>
+  <w:abstractNum w:abstractNumId="1">
+    <w:nsid w:val="FF976A94"/>
+    <w:multiLevelType w:val="singleLevel"/>
+    <w:tmpl w:val="FF976A94"/>
+    <w:lvl w:ilvl="0" w:tentative="0">
+      <w:start w:val="1"/>
+      <w:numFmt w:val="decimal"/>
+      <w:suff w:val="space"/>
+      <w:lvlText w:val="%1."/>
+      <w:lvlJc w:val="left"/>
+    </w:lvl>
+  </w:abstractNum>
+  <w:abstractNum w:abstractNumId="2">
+    <w:nsid w:val="FFB293A3"/>
+    <w:multiLevelType w:val="singleLevel"/>
+    <w:tmpl w:val="FFB293A3"/>
+    <w:lvl w:ilvl="0" w:tentative="0">
+      <w:start w:val="2"/>
+      <w:numFmt w:val="decimal"/>
+      <w:suff w:val="space"/>
+      <w:lvlText w:val="%1."/>
+      <w:lvlJc w:val="left"/>
+    </w:lvl>
+  </w:abstractNum>
+  <w:abstractNum w:abstractNumId="3">
     <w:nsid w:val="1C5C2CBD"/>
     <w:multiLevelType w:val="multilevel"/>
     <w:tmpl w:val="1C5C2CBD"/>
@@ -2958,7 +3249,7 @@
       </w:rPr>
     </w:lvl>
   </w:abstractNum>
-  <w:abstractNum w:abstractNumId="1">
+  <w:abstractNum w:abstractNumId="4">
     <w:nsid w:val="45C25622"/>
     <w:multiLevelType w:val="multilevel"/>
     <w:tmpl w:val="45C25622"/>
@@ -3047,7 +3338,7 @@
       </w:pPr>
     </w:lvl>
   </w:abstractNum>
-  <w:abstractNum w:abstractNumId="2">
+  <w:abstractNum w:abstractNumId="5">
     <w:nsid w:val="639F17A3"/>
     <w:multiLevelType w:val="multilevel"/>
     <w:tmpl w:val="639F17A3"/>
@@ -3136,14 +3427,158 @@
       </w:pPr>
     </w:lvl>
   </w:abstractNum>
+  <w:abstractNum w:abstractNumId="6">
+    <w:nsid w:val="7DDF276F"/>
+    <w:multiLevelType w:val="multilevel"/>
+    <w:tmpl w:val="7DDF276F"/>
+    <w:lvl w:ilvl="0" w:tentative="0">
+      <w:start w:val="1"/>
+      <w:numFmt w:val="lowerLetter"/>
+      <w:suff w:val="space"/>
+      <w:lvlText w:val="(%1)"/>
+      <w:lvlJc w:val="left"/>
+    </w:lvl>
+    <w:lvl w:ilvl="1" w:tentative="0">
+      <w:start w:val="1"/>
+      <w:numFmt w:val="lowerLetter"/>
+      <w:lvlText w:val="%2)"/>
+      <w:lvlJc w:val="left"/>
+      <w:pPr>
+        <w:tabs>
+          <w:tab w:val="left" w:pos="840"/>
+        </w:tabs>
+        <w:ind w:left="840" w:leftChars="0" w:hanging="420" w:firstLineChars="0"/>
+      </w:pPr>
+      <w:rPr>
+        <w:rFonts w:hint="default"/>
+      </w:rPr>
+    </w:lvl>
+    <w:lvl w:ilvl="2" w:tentative="0">
+      <w:start w:val="1"/>
+      <w:numFmt w:val="lowerRoman"/>
+      <w:lvlText w:val="%3."/>
+      <w:lvlJc w:val="left"/>
+      <w:pPr>
+        <w:tabs>
+          <w:tab w:val="left" w:pos="1260"/>
+        </w:tabs>
+        <w:ind w:left="1260" w:leftChars="0" w:hanging="420" w:firstLineChars="0"/>
+      </w:pPr>
+      <w:rPr>
+        <w:rFonts w:hint="default"/>
+      </w:rPr>
+    </w:lvl>
+    <w:lvl w:ilvl="3" w:tentative="0">
+      <w:start w:val="1"/>
+      <w:numFmt w:val="decimal"/>
+      <w:lvlText w:val="%4."/>
+      <w:lvlJc w:val="left"/>
+      <w:pPr>
+        <w:tabs>
+          <w:tab w:val="left" w:pos="1680"/>
+        </w:tabs>
+        <w:ind w:left="1680" w:leftChars="0" w:hanging="420" w:firstLineChars="0"/>
+      </w:pPr>
+      <w:rPr>
+        <w:rFonts w:hint="default"/>
+      </w:rPr>
+    </w:lvl>
+    <w:lvl w:ilvl="4" w:tentative="0">
+      <w:start w:val="1"/>
+      <w:numFmt w:val="lowerLetter"/>
+      <w:lvlText w:val="%5)"/>
+      <w:lvlJc w:val="left"/>
+      <w:pPr>
+        <w:tabs>
+          <w:tab w:val="left" w:pos="2100"/>
+        </w:tabs>
+        <w:ind w:left="2100" w:leftChars="0" w:hanging="420" w:firstLineChars="0"/>
+      </w:pPr>
+      <w:rPr>
+        <w:rFonts w:hint="default"/>
+      </w:rPr>
+    </w:lvl>
+    <w:lvl w:ilvl="5" w:tentative="0">
+      <w:start w:val="1"/>
+      <w:numFmt w:val="lowerRoman"/>
+      <w:lvlText w:val="%6."/>
+      <w:lvlJc w:val="left"/>
+      <w:pPr>
+        <w:tabs>
+          <w:tab w:val="left" w:pos="2520"/>
+        </w:tabs>
+        <w:ind w:left="2520" w:leftChars="0" w:hanging="420" w:firstLineChars="0"/>
+      </w:pPr>
+      <w:rPr>
+        <w:rFonts w:hint="default"/>
+      </w:rPr>
+    </w:lvl>
+    <w:lvl w:ilvl="6" w:tentative="0">
+      <w:start w:val="1"/>
+      <w:numFmt w:val="decimal"/>
+      <w:lvlText w:val="%7."/>
+      <w:lvlJc w:val="left"/>
+      <w:pPr>
+        <w:tabs>
+          <w:tab w:val="left" w:pos="2940"/>
+        </w:tabs>
+        <w:ind w:left="2940" w:leftChars="0" w:hanging="420" w:firstLineChars="0"/>
+      </w:pPr>
+      <w:rPr>
+        <w:rFonts w:hint="default"/>
+      </w:rPr>
+    </w:lvl>
+    <w:lvl w:ilvl="7" w:tentative="0">
+      <w:start w:val="1"/>
+      <w:numFmt w:val="lowerLetter"/>
+      <w:lvlText w:val="%8)"/>
+      <w:lvlJc w:val="left"/>
+      <w:pPr>
+        <w:tabs>
+          <w:tab w:val="left" w:pos="3360"/>
+        </w:tabs>
+        <w:ind w:left="3360" w:leftChars="0" w:hanging="420" w:firstLineChars="0"/>
+      </w:pPr>
+      <w:rPr>
+        <w:rFonts w:hint="default"/>
+      </w:rPr>
+    </w:lvl>
+    <w:lvl w:ilvl="8" w:tentative="0">
+      <w:start w:val="1"/>
+      <w:numFmt w:val="lowerRoman"/>
+      <w:lvlText w:val="%9."/>
+      <w:lvlJc w:val="left"/>
+      <w:pPr>
+        <w:tabs>
+          <w:tab w:val="left" w:pos="3780"/>
+        </w:tabs>
+        <w:ind w:left="3780" w:leftChars="0" w:hanging="420" w:firstLineChars="0"/>
+      </w:pPr>
+      <w:rPr>
+        <w:rFonts w:hint="default"/>
+      </w:rPr>
+    </w:lvl>
+  </w:abstractNum>
   <w:num w:numId="1">
+    <w:abstractNumId w:val="3"/>
+  </w:num>
+  <w:num w:numId="2">
+    <w:abstractNumId w:val="1"/>
+  </w:num>
+  <w:num w:numId="3">
+    <w:abstractNumId w:val="2"/>
+  </w:num>
+  <w:num w:numId="4">
     <w:abstractNumId w:val="0"/>
   </w:num>
-  <w:num w:numId="2">
-    <w:abstractNumId w:val="2"/>
+  <w:num w:numId="5">
+    <w:abstractNumId w:val="6"/>
   </w:num>
-  <w:num w:numId="3">
-    <w:abstractNumId w:val="1"/>
+  <w:num w:numId="6">
+    <w:abstractNumId w:val="5"/>
+  </w:num>
+  <w:num w:numId="7">
+    <w:abstractNumId w:val="4"/>
   </w:num>
 </w:numbering>
 </file>
